--- a/docs/三位人资工资核算部署与月度操作教程.docx
+++ b/docs/三位人资工资核算部署与月度操作教程.docx
@@ -1532,7 +1532,7 @@
           <w:color w:val="333333"/>
           <w:sz w:val="16"/>
         </w:rPr>
-        <w:t>powershell -NoProfile -ExecutionPolicy Bypass -Command "$z=Join-Path $env:TEMP 'payroll-skill-suite.zip'; $d=Join-Path $env:TEMP 'payroll-skill-suite-online'; Invoke-WebRequest 'https://github.com/sdasdasd1223/payroll-skill-suite/archive/refs/heads/main.zip' -OutFile $z; if(Test-Path -LiteralPath $d){Remove-Item -LiteralPath $d -Recurse -Force}; Expand-Archive -LiteralPath $z -DestinationPath $d -Force; $i=Get-ChildItem -LiteralPath $d -Filter install.ps1 -Recurse | Select-Object -First 1; if(-not $i){throw '下载包中没有找到 install.ps1'}; &amp; $i.FullName"</w:t>
+        <w:t>Set-ExecutionPolicy -Scope Process Bypass -Force; $z=Join-Path $env:TEMP 'payroll-skill-suite.zip'; $d=Join-Path $env:TEMP 'payroll-skill-suite-online'; Invoke-WebRequest 'https://github.com/sdasdasd1223/payroll-skill-suite/archive/refs/heads/main.zip' -OutFile $z; if(Test-Path -LiteralPath $d){Remove-Item -LiteralPath $d -Recurse -Force}; Expand-Archive -LiteralPath $z -DestinationPath $d -Force; $i=Get-ChildItem -LiteralPath $d -Filter install.ps1 -Recurse | Select-Object -First 1; if(-not $i){throw '下载包中没有找到 install.ps1'}; &amp; $i.FullName</w:t>
       </w:r>
     </w:p>
     <w:p>
